--- a/public/doc/emr/print_rajal_neonatus_perawat.docx
+++ b/public/doc/emr/print_rajal_neonatus_perawat.docx
@@ -138,7 +138,23 @@
                 <w:b/>
                 <w:szCs w:val="16"/>
               </w:rPr>
-              <w:t>Jl. Mayor Sunaryo No.37, Jetis, Sukoharjo 57512 Telp (0271) 593979</w:t>
+              <w:t xml:space="preserve">Jl. Mayor Sunaryo No.37, Jetis, </w:t>
+            </w:r>
+            <w:proofErr w:type="spellStart"/>
+            <w:r>
+              <w:rPr>
+                <w:b/>
+                <w:szCs w:val="16"/>
+              </w:rPr>
+              <w:t>Sukoharjo</w:t>
+            </w:r>
+            <w:proofErr w:type="spellEnd"/>
+            <w:r>
+              <w:rPr>
+                <w:b/>
+                <w:szCs w:val="16"/>
+              </w:rPr>
+              <w:t xml:space="preserve"> 57512 Telp (0271) 593979</w:t>
             </w:r>
             <w:r>
               <w:rPr>
@@ -468,7 +484,37 @@
                 <w:sz w:val="26"/>
                 <w:szCs w:val="26"/>
               </w:rPr>
-              <w:t>RM 3 e 1</w:t>
+              <w:t xml:space="preserve">RM </w:t>
+            </w:r>
+            <w:r>
+              <w:rPr>
+                <w:b/>
+                <w:bCs/>
+                <w:noProof/>
+                <w:sz w:val="26"/>
+                <w:szCs w:val="26"/>
+              </w:rPr>
+              <w:t>0</w:t>
+            </w:r>
+            <w:r>
+              <w:rPr>
+                <w:b/>
+                <w:bCs/>
+                <w:noProof/>
+                <w:sz w:val="26"/>
+                <w:szCs w:val="26"/>
+              </w:rPr>
+              <w:t xml:space="preserve">3 e </w:t>
+            </w:r>
+            <w:r>
+              <w:rPr>
+                <w:b/>
+                <w:bCs/>
+                <w:noProof/>
+                <w:sz w:val="26"/>
+                <w:szCs w:val="26"/>
+              </w:rPr>
+              <w:t>12</w:t>
             </w:r>
           </w:p>
         </w:tc>
@@ -565,9 +611,11 @@
                 <w:lang w:val="en-ID"/>
               </w:rPr>
             </w:pPr>
+            <w:proofErr w:type="spellStart"/>
             <w:r>
               <w:t>Tanggal</w:t>
             </w:r>
+            <w:proofErr w:type="spellEnd"/>
             <w:r>
               <w:t xml:space="preserve"> </w:t>
             </w:r>
@@ -744,8 +792,13 @@
             <w:tcW w:w="2426" w:type="dxa"/>
           </w:tcPr>
           <w:p>
-            <w:r>
-              <w:t>Keluhan Utama</w:t>
+            <w:proofErr w:type="spellStart"/>
+            <w:r>
+              <w:t>Keluhan</w:t>
+            </w:r>
+            <w:proofErr w:type="spellEnd"/>
+            <w:r>
+              <w:t xml:space="preserve"> Utama</w:t>
             </w:r>
           </w:p>
         </w:tc>
@@ -791,8 +844,21 @@
           </w:tcPr>
           <w:p>
             <w:r>
-              <w:t>Riwayat Penyakit Sekarang</w:t>
-            </w:r>
+              <w:t xml:space="preserve">Riwayat </w:t>
+            </w:r>
+            <w:proofErr w:type="spellStart"/>
+            <w:r>
+              <w:t>Penyakit</w:t>
+            </w:r>
+            <w:proofErr w:type="spellEnd"/>
+            <w:r>
+              <w:t xml:space="preserve"> </w:t>
+            </w:r>
+            <w:proofErr w:type="spellStart"/>
+            <w:r>
+              <w:t>Sekarang</w:t>
+            </w:r>
+            <w:proofErr w:type="spellEnd"/>
           </w:p>
         </w:tc>
         <w:tc>
@@ -837,8 +903,21 @@
           </w:tcPr>
           <w:p>
             <w:r>
-              <w:t>Riwayat Penyakit Dahulu</w:t>
-            </w:r>
+              <w:t xml:space="preserve">Riwayat </w:t>
+            </w:r>
+            <w:proofErr w:type="spellStart"/>
+            <w:r>
+              <w:t>Penyakit</w:t>
+            </w:r>
+            <w:proofErr w:type="spellEnd"/>
+            <w:r>
+              <w:t xml:space="preserve"> </w:t>
+            </w:r>
+            <w:proofErr w:type="spellStart"/>
+            <w:r>
+              <w:t>Dahulu</w:t>
+            </w:r>
+            <w:proofErr w:type="spellEnd"/>
           </w:p>
         </w:tc>
         <w:tc>
@@ -883,8 +962,21 @@
           </w:tcPr>
           <w:p>
             <w:r>
-              <w:t>Riwayat Penyakit Keluarga</w:t>
-            </w:r>
+              <w:t xml:space="preserve">Riwayat </w:t>
+            </w:r>
+            <w:proofErr w:type="spellStart"/>
+            <w:r>
+              <w:t>Penyakit</w:t>
+            </w:r>
+            <w:proofErr w:type="spellEnd"/>
+            <w:r>
+              <w:t xml:space="preserve"> </w:t>
+            </w:r>
+            <w:proofErr w:type="spellStart"/>
+            <w:r>
+              <w:t>Keluarga</w:t>
+            </w:r>
+            <w:proofErr w:type="spellEnd"/>
           </w:p>
         </w:tc>
         <w:tc>
@@ -929,7 +1021,15 @@
           </w:tcPr>
           <w:p>
             <w:r>
-              <w:t>Riwayat Tumbuh Kembang</w:t>
+              <w:t xml:space="preserve">Riwayat </w:t>
+            </w:r>
+            <w:proofErr w:type="spellStart"/>
+            <w:r>
+              <w:t>Tumbuh</w:t>
+            </w:r>
+            <w:proofErr w:type="spellEnd"/>
+            <w:r>
+              <w:t xml:space="preserve"> Kembang</w:t>
             </w:r>
           </w:p>
         </w:tc>
@@ -980,8 +1080,13 @@
           </w:tcPr>
           <w:p>
             <w:r>
-              <w:t>Riwayat Kelahiran</w:t>
-            </w:r>
+              <w:t xml:space="preserve">Riwayat </w:t>
+            </w:r>
+            <w:proofErr w:type="spellStart"/>
+            <w:r>
+              <w:t>Kelahiran</w:t>
+            </w:r>
+            <w:proofErr w:type="spellEnd"/>
           </w:p>
         </w:tc>
         <w:tc>
@@ -1030,9 +1135,19 @@
             <w:tcW w:w="2426" w:type="dxa"/>
           </w:tcPr>
           <w:p>
-            <w:r>
-              <w:t>Usia Kehamilan</w:t>
-            </w:r>
+            <w:proofErr w:type="spellStart"/>
+            <w:r>
+              <w:t>Usia</w:t>
+            </w:r>
+            <w:proofErr w:type="spellEnd"/>
+            <w:r>
+              <w:t xml:space="preserve"> </w:t>
+            </w:r>
+            <w:proofErr w:type="spellStart"/>
+            <w:r>
+              <w:t>Kehamilan</w:t>
+            </w:r>
+            <w:proofErr w:type="spellEnd"/>
           </w:p>
         </w:tc>
         <w:tc>
@@ -1081,9 +1196,11 @@
             <w:tcW w:w="2426" w:type="dxa"/>
           </w:tcPr>
           <w:p>
+            <w:proofErr w:type="spellStart"/>
             <w:r>
               <w:t>Persalinan</w:t>
             </w:r>
+            <w:proofErr w:type="spellEnd"/>
           </w:p>
         </w:tc>
         <w:tc>
@@ -1353,8 +1470,8 @@
       <w:tblGrid>
         <w:gridCol w:w="2802"/>
         <w:gridCol w:w="283"/>
-        <w:gridCol w:w="3260"/>
-        <w:gridCol w:w="1134"/>
+        <w:gridCol w:w="2977"/>
+        <w:gridCol w:w="1417"/>
         <w:gridCol w:w="284"/>
         <w:gridCol w:w="3544"/>
       </w:tblGrid>
@@ -1383,8 +1500,13 @@
             <w:tcW w:w="2802" w:type="dxa"/>
           </w:tcPr>
           <w:p>
-            <w:r>
-              <w:t>Keadaan Umum</w:t>
+            <w:proofErr w:type="spellStart"/>
+            <w:r>
+              <w:t>Keadaan</w:t>
+            </w:r>
+            <w:proofErr w:type="spellEnd"/>
+            <w:r>
+              <w:t xml:space="preserve"> Umum</w:t>
             </w:r>
           </w:p>
         </w:tc>
@@ -1419,9 +1541,11 @@
             <w:tcW w:w="2802" w:type="dxa"/>
           </w:tcPr>
           <w:p>
-            <w:r>
-              <w:t>Tekanan Darah</w:t>
-            </w:r>
+            <w:proofErr w:type="spellStart"/>
+            <w:r>
+              <w:t>Kesadaran</w:t>
+            </w:r>
+            <w:proofErr w:type="spellEnd"/>
           </w:p>
         </w:tc>
         <w:tc>
@@ -1436,7 +1560,8 @@
         </w:tc>
         <w:tc>
           <w:tcPr>
-            <w:tcW w:w="3260" w:type="dxa"/>
+            <w:tcW w:w="8222" w:type="dxa"/>
+            <w:gridSpan w:val="4"/>
           </w:tcPr>
           <w:p>
             <w:pPr>
@@ -1448,50 +1573,7 @@
               <w:rPr>
                 <w:sz w:val="17"/>
               </w:rPr>
-              <w:t>${TEKANAN_DARAH}</w:t>
-            </w:r>
-          </w:p>
-        </w:tc>
-        <w:tc>
-          <w:tcPr>
-            <w:tcW w:w="1134" w:type="dxa"/>
-          </w:tcPr>
-          <w:p>
-            <w:pPr>
-              <w:ind w:right="-105"/>
-            </w:pPr>
-            <w:r>
-              <w:t>Saturasi O</w:t>
-            </w:r>
-            <w:r>
-              <w:rPr>
-                <w:bCs/>
-                <w:sz w:val="17"/>
-              </w:rPr>
-              <w:t>₂</w:t>
-            </w:r>
-          </w:p>
-        </w:tc>
-        <w:tc>
-          <w:tcPr>
-            <w:tcW w:w="284" w:type="dxa"/>
-          </w:tcPr>
-          <w:p>
-            <w:r>
-              <w:t>:</w:t>
-            </w:r>
-          </w:p>
-        </w:tc>
-        <w:tc>
-          <w:tcPr>
-            <w:tcW w:w="3544" w:type="dxa"/>
-          </w:tcPr>
-          <w:p>
-            <w:r>
-              <w:rPr>
-                <w:sz w:val="17"/>
-              </w:rPr>
-              <w:t>${SATURASI_O2}</w:t>
+              <w:t>${KESADARAN_GCS}</w:t>
             </w:r>
           </w:p>
         </w:tc>
@@ -1502,8 +1584,13 @@
             <w:tcW w:w="2802" w:type="dxa"/>
           </w:tcPr>
           <w:p>
-            <w:r>
-              <w:t>Frekuensi Nadi</w:t>
+            <w:proofErr w:type="spellStart"/>
+            <w:r>
+              <w:t>Frekuensi</w:t>
+            </w:r>
+            <w:proofErr w:type="spellEnd"/>
+            <w:r>
+              <w:t xml:space="preserve"> Nadi</w:t>
             </w:r>
           </w:p>
         </w:tc>
@@ -1519,7 +1606,7 @@
         </w:tc>
         <w:tc>
           <w:tcPr>
-            <w:tcW w:w="3260" w:type="dxa"/>
+            <w:tcW w:w="2977" w:type="dxa"/>
           </w:tcPr>
           <w:p>
             <w:pPr>
@@ -1537,14 +1624,26 @@
         </w:tc>
         <w:tc>
           <w:tcPr>
-            <w:tcW w:w="1134" w:type="dxa"/>
+            <w:tcW w:w="1417" w:type="dxa"/>
           </w:tcPr>
           <w:p>
             <w:pPr>
               <w:ind w:right="-105"/>
             </w:pPr>
-            <w:r>
-              <w:t>GCS</w:t>
+            <w:proofErr w:type="spellStart"/>
+            <w:r>
+              <w:t>Saturasi</w:t>
+            </w:r>
+            <w:proofErr w:type="spellEnd"/>
+            <w:r>
+              <w:t xml:space="preserve"> O</w:t>
+            </w:r>
+            <w:r>
+              <w:rPr>
+                <w:bCs/>
+                <w:sz w:val="17"/>
+              </w:rPr>
+              <w:t>₂</w:t>
             </w:r>
           </w:p>
         </w:tc>
@@ -1567,7 +1666,7 @@
               <w:rPr>
                 <w:sz w:val="17"/>
               </w:rPr>
-              <w:t>${KESADARAN_GCS}</w:t>
+              <w:t>${SATURASI_O2}</w:t>
             </w:r>
           </w:p>
         </w:tc>
@@ -1578,8 +1677,13 @@
             <w:tcW w:w="2802" w:type="dxa"/>
           </w:tcPr>
           <w:p>
-            <w:r>
-              <w:t>Frekuensi Nafas</w:t>
+            <w:proofErr w:type="spellStart"/>
+            <w:r>
+              <w:t>Frekuensi</w:t>
+            </w:r>
+            <w:proofErr w:type="spellEnd"/>
+            <w:r>
+              <w:t xml:space="preserve"> Nafas</w:t>
             </w:r>
           </w:p>
         </w:tc>
@@ -1595,7 +1699,7 @@
         </w:tc>
         <w:tc>
           <w:tcPr>
-            <w:tcW w:w="3260" w:type="dxa"/>
+            <w:tcW w:w="2977" w:type="dxa"/>
           </w:tcPr>
           <w:p>
             <w:pPr>
@@ -1613,14 +1717,14 @@
         </w:tc>
         <w:tc>
           <w:tcPr>
-            <w:tcW w:w="1134" w:type="dxa"/>
+            <w:tcW w:w="1417" w:type="dxa"/>
           </w:tcPr>
           <w:p>
             <w:pPr>
               <w:ind w:right="-105"/>
             </w:pPr>
             <w:r>
-              <w:t>BB / TB</w:t>
+              <w:t>Berat Badan</w:t>
             </w:r>
           </w:p>
         </w:tc>
@@ -1643,7 +1747,7 @@
               <w:rPr>
                 <w:sz w:val="17"/>
               </w:rPr>
-              <w:t>${BERAT_BADAN} / ${TINGGI_BADAN}</w:t>
+              <w:t>${BERAT_BADAN}</w:t>
             </w:r>
           </w:p>
         </w:tc>
@@ -1654,9 +1758,11 @@
             <w:tcW w:w="2802" w:type="dxa"/>
           </w:tcPr>
           <w:p>
+            <w:proofErr w:type="spellStart"/>
             <w:r>
               <w:t>Suhu</w:t>
             </w:r>
+            <w:proofErr w:type="spellEnd"/>
           </w:p>
         </w:tc>
         <w:tc>
@@ -1671,7 +1777,7 @@
         </w:tc>
         <w:tc>
           <w:tcPr>
-            <w:tcW w:w="3260" w:type="dxa"/>
+            <w:tcW w:w="2977" w:type="dxa"/>
           </w:tcPr>
           <w:p>
             <w:pPr>
@@ -1689,14 +1795,14 @@
         </w:tc>
         <w:tc>
           <w:tcPr>
-            <w:tcW w:w="1134" w:type="dxa"/>
+            <w:tcW w:w="1417" w:type="dxa"/>
           </w:tcPr>
           <w:p>
             <w:pPr>
               <w:ind w:right="-105"/>
             </w:pPr>
             <w:r>
-              <w:t>IMT</w:t>
+              <w:t>Panjang Badan</w:t>
             </w:r>
           </w:p>
         </w:tc>
@@ -1719,7 +1825,7 @@
               <w:rPr>
                 <w:sz w:val="17"/>
               </w:rPr>
-              <w:t>${IMT}</w:t>
+              <w:t>${TINGGI_BADAN}</w:t>
             </w:r>
           </w:p>
         </w:tc>
@@ -2046,6 +2152,7 @@
                 <w:szCs w:val="20"/>
               </w:rPr>
             </w:pPr>
+            <w:proofErr w:type="spellStart"/>
             <w:r>
               <w:rPr>
                 <w:b/>
@@ -2053,8 +2160,29 @@
                 <w:sz w:val="20"/>
                 <w:szCs w:val="20"/>
               </w:rPr>
-              <w:t>Kebutuhan Edukasi</w:t>
-            </w:r>
+              <w:t>Kebutuhan</w:t>
+            </w:r>
+            <w:proofErr w:type="spellEnd"/>
+            <w:r>
+              <w:rPr>
+                <w:b/>
+                <w:bCs/>
+                <w:sz w:val="20"/>
+                <w:szCs w:val="20"/>
+              </w:rPr>
+              <w:t xml:space="preserve"> </w:t>
+            </w:r>
+            <w:proofErr w:type="spellStart"/>
+            <w:r>
+              <w:rPr>
+                <w:b/>
+                <w:bCs/>
+                <w:sz w:val="20"/>
+                <w:szCs w:val="20"/>
+              </w:rPr>
+              <w:t>Edukasi</w:t>
+            </w:r>
+            <w:proofErr w:type="spellEnd"/>
           </w:p>
         </w:tc>
       </w:tr>
@@ -2266,6 +2394,7 @@
                 <w:lang w:val="en-ID"/>
               </w:rPr>
             </w:pPr>
+            <w:proofErr w:type="spellStart"/>
             <w:r>
               <w:rPr>
                 <w:b/>
@@ -2273,6 +2402,7 @@
               </w:rPr>
               <w:t>Mandiri</w:t>
             </w:r>
+            <w:proofErr w:type="spellEnd"/>
           </w:p>
         </w:tc>
         <w:tc>
@@ -2287,6 +2417,7 @@
                 <w:lang w:val="en-ID"/>
               </w:rPr>
             </w:pPr>
+            <w:proofErr w:type="spellStart"/>
             <w:r>
               <w:rPr>
                 <w:b/>
@@ -2295,6 +2426,7 @@
               </w:rPr>
               <w:t>Kolaborasi</w:t>
             </w:r>
+            <w:proofErr w:type="spellEnd"/>
           </w:p>
         </w:tc>
       </w:tr>
@@ -2640,8 +2772,33 @@
                 <w:b/>
                 <w:bCs/>
               </w:rPr>
-              <w:t>Yang Melakukan Pengkajian</w:t>
-            </w:r>
+              <w:t xml:space="preserve">Yang </w:t>
+            </w:r>
+            <w:proofErr w:type="spellStart"/>
+            <w:r>
+              <w:rPr>
+                <w:b/>
+                <w:bCs/>
+              </w:rPr>
+              <w:t>Melakukan</w:t>
+            </w:r>
+            <w:proofErr w:type="spellEnd"/>
+            <w:r>
+              <w:rPr>
+                <w:b/>
+                <w:bCs/>
+              </w:rPr>
+              <w:t xml:space="preserve"> </w:t>
+            </w:r>
+            <w:proofErr w:type="spellStart"/>
+            <w:r>
+              <w:rPr>
+                <w:b/>
+                <w:bCs/>
+              </w:rPr>
+              <w:t>Pengkajian</w:t>
+            </w:r>
+            <w:proofErr w:type="spellEnd"/>
           </w:p>
           <w:p>
             <w:pPr>
@@ -2651,6 +2808,7 @@
                 <w:bCs/>
               </w:rPr>
             </w:pPr>
+            <w:proofErr w:type="spellStart"/>
             <w:r>
               <w:rPr>
                 <w:b/>
@@ -2658,6 +2816,7 @@
               </w:rPr>
               <w:t>Perawat</w:t>
             </w:r>
+            <w:proofErr w:type="spellEnd"/>
           </w:p>
           <w:p>
             <w:pPr>
@@ -2728,8 +2887,18 @@
                 <w:szCs w:val="18"/>
                 <w:lang w:val="en-ID"/>
               </w:rPr>
-              <w:t>Tanda Tangan dan Nama Lengkap</w:t>
-            </w:r>
+              <w:t xml:space="preserve">Tanda Tangan dan Nama </w:t>
+            </w:r>
+            <w:proofErr w:type="spellStart"/>
+            <w:r>
+              <w:rPr>
+                <w:sz w:val="14"/>
+                <w:szCs w:val="18"/>
+                <w:lang w:val="en-ID"/>
+              </w:rPr>
+              <w:t>Lengkap</w:t>
+            </w:r>
+            <w:proofErr w:type="spellEnd"/>
           </w:p>
           <w:p>
             <w:pPr>
@@ -2915,6 +3084,7 @@
                 </mc:Fallback>
               </mc:AlternateContent>
             </w:r>
+            <w:proofErr w:type="spellStart"/>
             <w:r>
               <w:rPr>
                 <w:b/>
@@ -2922,6 +3092,7 @@
               </w:rPr>
               <w:t>Verifikasi</w:t>
             </w:r>
+            <w:proofErr w:type="spellEnd"/>
           </w:p>
           <w:p>
             <w:pPr>
@@ -3008,8 +3179,18 @@
                 <w:szCs w:val="18"/>
                 <w:lang w:val="en-ID"/>
               </w:rPr>
-              <w:t>Tanda Tangan dan Nama Lengkap</w:t>
-            </w:r>
+              <w:t xml:space="preserve">Tanda Tangan dan Nama </w:t>
+            </w:r>
+            <w:proofErr w:type="spellStart"/>
+            <w:r>
+              <w:rPr>
+                <w:sz w:val="14"/>
+                <w:szCs w:val="18"/>
+                <w:lang w:val="en-ID"/>
+              </w:rPr>
+              <w:t>Lengkap</w:t>
+            </w:r>
+            <w:proofErr w:type="spellEnd"/>
           </w:p>
           <w:p>
             <w:pPr>
@@ -3132,26 +3313,7 @@
         <w:sz w:val="16"/>
         <w:szCs w:val="20"/>
       </w:rPr>
-      <w:t>Formulir ini dicetak pada ${</w:t>
-    </w:r>
-    <w:r>
-      <w:rPr>
-        <w:i/>
-        <w:iCs/>
-        <w:sz w:val="16"/>
-        <w:szCs w:val="20"/>
-        <w:lang w:val="en-ID"/>
-      </w:rPr>
-      <w:t>TANGGAL_CETAK</w:t>
-    </w:r>
-    <w:r>
-      <w:rPr>
-        <w:i/>
-        <w:iCs/>
-        <w:sz w:val="16"/>
-        <w:szCs w:val="20"/>
-      </w:rPr>
-      <w:t>}</w:t>
+      <w:t>Rev. I/2026</w:t>
     </w:r>
   </w:p>
 </w:ftr>

--- a/public/doc/emr/print_rajal_neonatus_perawat.docx
+++ b/public/doc/emr/print_rajal_neonatus_perawat.docx
@@ -541,7 +541,23 @@
                 <w:color w:val="FFFFFF" w:themeColor="background1"/>
                 <w:sz w:val="26"/>
               </w:rPr>
-              <w:t xml:space="preserve">PENGKAJIAN RAWAT </w:t>
+              <w:t xml:space="preserve">PENGKAJIAN </w:t>
+            </w:r>
+            <w:r>
+              <w:rPr>
+                <w:b/>
+                <w:color w:val="FFFFFF" w:themeColor="background1"/>
+                <w:sz w:val="26"/>
+              </w:rPr>
+              <w:t xml:space="preserve">AWAL </w:t>
+            </w:r>
+            <w:r>
+              <w:rPr>
+                <w:b/>
+                <w:color w:val="FFFFFF" w:themeColor="background1"/>
+                <w:sz w:val="26"/>
+              </w:rPr>
+              <w:t xml:space="preserve">RAWAT </w:t>
             </w:r>
             <w:r>
               <w:rPr>
